--- a/examples/regression/doc/README.docx
+++ b/examples/regression/doc/README.docx
@@ -2,7 +2,7 @@
 <file path=word/document.xml><?xml version="1.0" encoding="utf-8"?>
 <w:document xmlns:w="http://schemas.openxmlformats.org/wordprocessingml/2006/main" xmlns:m="http://schemas.openxmlformats.org/officeDocument/2006/math" xmlns:r="http://schemas.openxmlformats.org/officeDocument/2006/relationships" xmlns:o="urn:schemas-microsoft-com:office:office" xmlns:v="urn:schemas-microsoft-com:vml" xmlns:w10="urn:schemas-microsoft-com:office:word" xmlns:a="http://schemas.openxmlformats.org/drawingml/2006/main" xmlns:pic="http://schemas.openxmlformats.org/drawingml/2006/picture" xmlns:wp="http://schemas.openxmlformats.org/drawingml/2006/wordprocessingDrawing">
   <w:body>
-    <w:bookmarkStart w:id="19" w:name="regression-examples"/>
+    <w:bookmarkStart w:id="14" w:name="regression-examples"/>
     <w:p>
       <w:pPr>
         <w:pStyle w:val="Heading1"/>
@@ -16,7 +16,7 @@
         <w:pStyle w:val="FirstParagraph"/>
       </w:pPr>
       <w:r>
-        <w:t xml:space="preserve">This section organizes regression examples as a progression of modeling ideas. The numbering now leaves semantic gaps so the collection is easier to scan by family: interpretable models, local methods, ensembles, margin-based regression, neural learners, and tuning.</w:t>
+        <w:t xml:space="preserve">This section organizes regression examples as a progression of modeling ideas, one subfolder per family, so each folder maps 1:1 to a slide deck.</w:t>
       </w:r>
     </w:p>
     <w:p>
@@ -36,16 +36,7 @@
         <w:t xml:space="preserve">daltoolbox</w:t>
       </w:r>
       <w:r>
-        <w:t xml:space="preserve">, read the examples in order. The early notebooks help build intuition before the later ones introduce stronger nonlinear models and hyperparameter search.</w:t>
-      </w:r>
-    </w:p>
-    <w:bookmarkStart w:id="10" w:name="interpretable-start"/>
-    <w:p>
-      <w:pPr>
-        <w:pStyle w:val="Heading2"/>
-      </w:pPr>
-      <w:r>
-        <w:t xml:space="preserve">Interpretable Start</w:t>
+        <w:t xml:space="preserve">, read the subfolders in order. The early notebooks help build intuition before the later ones introduce stronger nonlinear models and hyperparameter search.</w:t>
       </w:r>
     </w:p>
     <w:p>
@@ -61,7 +52,7 @@
           <w:rPr>
             <w:rStyle w:val="Hyperlink"/>
           </w:rPr>
-          <w:t xml:space="preserve">01-interpretable-tree.md</w:t>
+          <w:t xml:space="preserve">Linear Regression</w:t>
         </w:r>
       </w:hyperlink>
       <w:r>
@@ -77,20 +68,7 @@
         <w:rPr>
           <w:rStyle w:val="VerbatimChar"/>
         </w:rPr>
-        <w:t xml:space="preserve">reg_dtree</w:t>
-      </w:r>
-      <w:r>
-        <w:t xml:space="preserve">: regression tree with rule-like splits and easy inspection.</w:t>
-      </w:r>
-    </w:p>
-    <w:bookmarkEnd w:id="10"/>
-    <w:bookmarkStart w:id="16" w:name="core-regression-families"/>
-    <w:p>
-      <w:pPr>
-        <w:pStyle w:val="Heading2"/>
-      </w:pPr>
-      <w:r>
-        <w:t xml:space="preserve">Core Regression Families</w:t>
+        <w:t xml:space="preserve">d051-regression.pdf</w:t>
       </w:r>
     </w:p>
     <w:p>
@@ -98,7 +76,39 @@
         <w:pStyle w:val="Compact"/>
         <w:numPr>
           <w:ilvl w:val="0"/>
-          <w:numId w:val="1002"/>
+          <w:numId w:val="1001"/>
+        </w:numPr>
+      </w:pPr>
+      <w:hyperlink r:id="rId10">
+        <w:r>
+          <w:rPr>
+            <w:rStyle w:val="Hyperlink"/>
+          </w:rPr>
+          <w:t xml:space="preserve">Beyond Linear Regression</w:t>
+        </w:r>
+      </w:hyperlink>
+      <w:r>
+        <w:t xml:space="preserve"> </w:t>
+      </w:r>
+      <w:r>
+        <w:t xml:space="preserve">-</w:t>
+      </w:r>
+      <w:r>
+        <w:t xml:space="preserve"> </w:t>
+      </w:r>
+      <w:r>
+        <w:rPr>
+          <w:rStyle w:val="VerbatimChar"/>
+        </w:rPr>
+        <w:t xml:space="preserve">d052-beyond-linear-regression.pdf</w:t>
+      </w:r>
+    </w:p>
+    <w:p>
+      <w:pPr>
+        <w:pStyle w:val="Compact"/>
+        <w:numPr>
+          <w:ilvl w:val="0"/>
+          <w:numId w:val="1001"/>
         </w:numPr>
       </w:pPr>
       <w:hyperlink r:id="rId11">
@@ -106,7 +116,7 @@
           <w:rPr>
             <w:rStyle w:val="Hyperlink"/>
           </w:rPr>
-          <w:t xml:space="preserve">11-linear-model.md</w:t>
+          <w:t xml:space="preserve">Ensemble Regression</w:t>
         </w:r>
       </w:hyperlink>
       <w:r>
@@ -122,10 +132,7 @@
         <w:rPr>
           <w:rStyle w:val="VerbatimChar"/>
         </w:rPr>
-        <w:t xml:space="preserve">reg_lm</w:t>
-      </w:r>
-      <w:r>
-        <w:t xml:space="preserve">: linear regression baseline for numeric prediction.</w:t>
+        <w:t xml:space="preserve">d053-ensemble-regression.pdf</w:t>
       </w:r>
     </w:p>
     <w:p>
@@ -133,7 +140,7 @@
         <w:pStyle w:val="Compact"/>
         <w:numPr>
           <w:ilvl w:val="0"/>
-          <w:numId w:val="1002"/>
+          <w:numId w:val="1001"/>
         </w:numPr>
       </w:pPr>
       <w:hyperlink r:id="rId12">
@@ -141,7 +148,7 @@
           <w:rPr>
             <w:rStyle w:val="Hyperlink"/>
           </w:rPr>
-          <w:t xml:space="preserve">10-instance-based-knn.md</w:t>
+          <w:t xml:space="preserve">Flexible Non-Linear Regression</w:t>
         </w:r>
       </w:hyperlink>
       <w:r>
@@ -157,10 +164,7 @@
         <w:rPr>
           <w:rStyle w:val="VerbatimChar"/>
         </w:rPr>
-        <w:t xml:space="preserve">reg_knn</w:t>
-      </w:r>
-      <w:r>
-        <w:t xml:space="preserve">: local prediction by nearby cases.</w:t>
+        <w:t xml:space="preserve">d054-flex-regression.pdf</w:t>
       </w:r>
     </w:p>
     <w:p>
@@ -168,7 +172,7 @@
         <w:pStyle w:val="Compact"/>
         <w:numPr>
           <w:ilvl w:val="0"/>
-          <w:numId w:val="1002"/>
+          <w:numId w:val="1001"/>
         </w:numPr>
       </w:pPr>
       <w:hyperlink r:id="rId13">
@@ -176,7 +180,7 @@
           <w:rPr>
             <w:rStyle w:val="Hyperlink"/>
           </w:rPr>
-          <w:t xml:space="preserve">20-ensemble-random-forest.md</w:t>
+          <w:t xml:space="preserve">Model Selection</w:t>
         </w:r>
       </w:hyperlink>
       <w:r>
@@ -192,129 +196,10 @@
         <w:rPr>
           <w:rStyle w:val="VerbatimChar"/>
         </w:rPr>
-        <w:t xml:space="preserve">reg_rf</w:t>
-      </w:r>
-      <w:r>
-        <w:t xml:space="preserve">: tree ensemble for robust nonlinear regression.</w:t>
+        <w:t xml:space="preserve">d055-hyper-regression.pdf</w:t>
       </w:r>
     </w:p>
-    <w:p>
-      <w:pPr>
-        <w:pStyle w:val="Compact"/>
-        <w:numPr>
-          <w:ilvl w:val="0"/>
-          <w:numId w:val="1002"/>
-        </w:numPr>
-      </w:pPr>
-      <w:hyperlink r:id="rId14">
-        <w:r>
-          <w:rPr>
-            <w:rStyle w:val="Hyperlink"/>
-          </w:rPr>
-          <w:t xml:space="preserve">30-margin-svm.md</w:t>
-        </w:r>
-      </w:hyperlink>
-      <w:r>
-        <w:t xml:space="preserve"> </w:t>
-      </w:r>
-      <w:r>
-        <w:t xml:space="preserve">-</w:t>
-      </w:r>
-      <w:r>
-        <w:t xml:space="preserve"> </w:t>
-      </w:r>
-      <w:r>
-        <w:rPr>
-          <w:rStyle w:val="VerbatimChar"/>
-        </w:rPr>
-        <w:t xml:space="preserve">reg_svm</w:t>
-      </w:r>
-      <w:r>
-        <w:t xml:space="preserve">: support vector regression with margin-based fitting.</w:t>
-      </w:r>
-    </w:p>
-    <w:p>
-      <w:pPr>
-        <w:pStyle w:val="Compact"/>
-        <w:numPr>
-          <w:ilvl w:val="0"/>
-          <w:numId w:val="1002"/>
-        </w:numPr>
-      </w:pPr>
-      <w:hyperlink r:id="rId15">
-        <w:r>
-          <w:rPr>
-            <w:rStyle w:val="Hyperlink"/>
-          </w:rPr>
-          <w:t xml:space="preserve">40-neural-mlp.md</w:t>
-        </w:r>
-      </w:hyperlink>
-      <w:r>
-        <w:t xml:space="preserve"> </w:t>
-      </w:r>
-      <w:r>
-        <w:t xml:space="preserve">-</w:t>
-      </w:r>
-      <w:r>
-        <w:t xml:space="preserve"> </w:t>
-      </w:r>
-      <w:r>
-        <w:rPr>
-          <w:rStyle w:val="VerbatimChar"/>
-        </w:rPr>
-        <w:t xml:space="preserve">reg_mlp</w:t>
-      </w:r>
-      <w:r>
-        <w:t xml:space="preserve">: multilayer perceptron for nonlinear numeric prediction.</w:t>
-      </w:r>
-    </w:p>
-    <w:bookmarkEnd w:id="16"/>
-    <w:bookmarkStart w:id="18" w:name="model-selection"/>
-    <w:p>
-      <w:pPr>
-        <w:pStyle w:val="Heading2"/>
-      </w:pPr>
-      <w:r>
-        <w:t xml:space="preserve">Model Selection</w:t>
-      </w:r>
-    </w:p>
-    <w:p>
-      <w:pPr>
-        <w:pStyle w:val="Compact"/>
-        <w:numPr>
-          <w:ilvl w:val="0"/>
-          <w:numId w:val="1003"/>
-        </w:numPr>
-      </w:pPr>
-      <w:hyperlink r:id="rId17">
-        <w:r>
-          <w:rPr>
-            <w:rStyle w:val="Hyperlink"/>
-          </w:rPr>
-          <w:t xml:space="preserve">50-model-selection-tuning.md</w:t>
-        </w:r>
-      </w:hyperlink>
-      <w:r>
-        <w:t xml:space="preserve"> </w:t>
-      </w:r>
-      <w:r>
-        <w:t xml:space="preserve">-</w:t>
-      </w:r>
-      <w:r>
-        <w:t xml:space="preserve"> </w:t>
-      </w:r>
-      <w:r>
-        <w:rPr>
-          <w:rStyle w:val="VerbatimChar"/>
-        </w:rPr>
-        <w:t xml:space="preserve">reg_tune</w:t>
-      </w:r>
-      <w:r>
-        <w:t xml:space="preserve">: searches hyperparameter settings for regression models in a reproducible workflow.</w:t>
-      </w:r>
-    </w:p>
-    <w:bookmarkEnd w:id="18"/>
-    <w:bookmarkEnd w:id="19"/>
+    <w:bookmarkEnd w:id="14"/>
     <w:sectPr>
       <w:footnotePr>
         <w:numRestart w:val="eachSect"/>
@@ -532,12 +417,6 @@
     <w:abstractNumId w:val="990"/>
   </w:num>
   <w:num w:numId="1001">
-    <w:abstractNumId w:val="991"/>
-  </w:num>
-  <w:num w:numId="1002">
-    <w:abstractNumId w:val="991"/>
-  </w:num>
-  <w:num w:numId="1003">
     <w:abstractNumId w:val="991"/>
   </w:num>
 </w:numbering>

--- a/examples/regression/doc/README.docx
+++ b/examples/regression/doc/README.docx
@@ -2,7 +2,7 @@
 <file path=word/document.xml><?xml version="1.0" encoding="utf-8"?>
 <w:document xmlns:w="http://schemas.openxmlformats.org/wordprocessingml/2006/main" xmlns:m="http://schemas.openxmlformats.org/officeDocument/2006/math" xmlns:r="http://schemas.openxmlformats.org/officeDocument/2006/relationships" xmlns:o="urn:schemas-microsoft-com:office:office" xmlns:v="urn:schemas-microsoft-com:vml" xmlns:w10="urn:schemas-microsoft-com:office:word" xmlns:a="http://schemas.openxmlformats.org/drawingml/2006/main" xmlns:pic="http://schemas.openxmlformats.org/drawingml/2006/picture" xmlns:wp="http://schemas.openxmlformats.org/drawingml/2006/wordprocessingDrawing">
   <w:body>
-    <w:bookmarkStart w:id="14" w:name="regression-examples"/>
+    <w:bookmarkStart w:id="19" w:name="regression-examples"/>
     <w:p>
       <w:pPr>
         <w:pStyle w:val="Heading1"/>
@@ -64,12 +64,14 @@
       <w:r>
         <w:t xml:space="preserve"> </w:t>
       </w:r>
-      <w:r>
-        <w:rPr>
-          <w:rStyle w:val="VerbatimChar"/>
-        </w:rPr>
-        <w:t xml:space="preserve">d051-regression.pdf</w:t>
-      </w:r>
+      <w:hyperlink r:id="rId10">
+        <w:r>
+          <w:rPr>
+            <w:rStyle w:val="Hyperlink"/>
+          </w:rPr>
+          <w:t xml:space="preserve">d051_regression_linear.pdf</w:t>
+        </w:r>
+      </w:hyperlink>
     </w:p>
     <w:p>
       <w:pPr>
@@ -79,7 +81,7 @@
           <w:numId w:val="1001"/>
         </w:numPr>
       </w:pPr>
-      <w:hyperlink r:id="rId10">
+      <w:hyperlink r:id="rId11">
         <w:r>
           <w:rPr>
             <w:rStyle w:val="Hyperlink"/>
@@ -96,12 +98,14 @@
       <w:r>
         <w:t xml:space="preserve"> </w:t>
       </w:r>
-      <w:r>
-        <w:rPr>
-          <w:rStyle w:val="VerbatimChar"/>
-        </w:rPr>
-        <w:t xml:space="preserve">d052-beyond-linear-regression.pdf</w:t>
-      </w:r>
+      <w:hyperlink r:id="rId12">
+        <w:r>
+          <w:rPr>
+            <w:rStyle w:val="Hyperlink"/>
+          </w:rPr>
+          <w:t xml:space="preserve">d052_regression_beyond-linear.pdf</w:t>
+        </w:r>
+      </w:hyperlink>
     </w:p>
     <w:p>
       <w:pPr>
@@ -111,7 +115,7 @@
           <w:numId w:val="1001"/>
         </w:numPr>
       </w:pPr>
-      <w:hyperlink r:id="rId11">
+      <w:hyperlink r:id="rId13">
         <w:r>
           <w:rPr>
             <w:rStyle w:val="Hyperlink"/>
@@ -128,12 +132,14 @@
       <w:r>
         <w:t xml:space="preserve"> </w:t>
       </w:r>
-      <w:r>
-        <w:rPr>
-          <w:rStyle w:val="VerbatimChar"/>
-        </w:rPr>
-        <w:t xml:space="preserve">d053-ensemble-regression.pdf</w:t>
-      </w:r>
+      <w:hyperlink r:id="rId14">
+        <w:r>
+          <w:rPr>
+            <w:rStyle w:val="Hyperlink"/>
+          </w:rPr>
+          <w:t xml:space="preserve">d053_regression_ensemble.pdf</w:t>
+        </w:r>
+      </w:hyperlink>
     </w:p>
     <w:p>
       <w:pPr>
@@ -143,7 +149,7 @@
           <w:numId w:val="1001"/>
         </w:numPr>
       </w:pPr>
-      <w:hyperlink r:id="rId12">
+      <w:hyperlink r:id="rId15">
         <w:r>
           <w:rPr>
             <w:rStyle w:val="Hyperlink"/>
@@ -160,12 +166,14 @@
       <w:r>
         <w:t xml:space="preserve"> </w:t>
       </w:r>
-      <w:r>
-        <w:rPr>
-          <w:rStyle w:val="VerbatimChar"/>
-        </w:rPr>
-        <w:t xml:space="preserve">d054-flex-regression.pdf</w:t>
-      </w:r>
+      <w:hyperlink r:id="rId16">
+        <w:r>
+          <w:rPr>
+            <w:rStyle w:val="Hyperlink"/>
+          </w:rPr>
+          <w:t xml:space="preserve">d054_regression_flexible.pdf</w:t>
+        </w:r>
+      </w:hyperlink>
     </w:p>
     <w:p>
       <w:pPr>
@@ -175,7 +183,7 @@
           <w:numId w:val="1001"/>
         </w:numPr>
       </w:pPr>
-      <w:hyperlink r:id="rId13">
+      <w:hyperlink r:id="rId17">
         <w:r>
           <w:rPr>
             <w:rStyle w:val="Hyperlink"/>
@@ -192,14 +200,16 @@
       <w:r>
         <w:t xml:space="preserve"> </w:t>
       </w:r>
-      <w:r>
-        <w:rPr>
-          <w:rStyle w:val="VerbatimChar"/>
-        </w:rPr>
-        <w:t xml:space="preserve">d055-hyper-regression.pdf</w:t>
-      </w:r>
+      <w:hyperlink r:id="rId18">
+        <w:r>
+          <w:rPr>
+            <w:rStyle w:val="Hyperlink"/>
+          </w:rPr>
+          <w:t xml:space="preserve">d055_regression_model-selection.pdf</w:t>
+        </w:r>
+      </w:hyperlink>
     </w:p>
-    <w:bookmarkEnd w:id="14"/>
+    <w:bookmarkEnd w:id="19"/>
     <w:sectPr>
       <w:footnotePr>
         <w:numRestart w:val="eachSect"/>
